--- a/Monthly Progress Report 3.docx
+++ b/Monthly Progress Report 3.docx
@@ -424,6 +424,214 @@
         </w:rPr>
       </w:pPr>
     </w:p>
+    <w:p>
+      <w:pPr>
+        <w:jc w:val="center"/>
+        <w:rPr>
+          <w:sz w:val="12"/>
+        </w:rPr>
+      </w:pPr>
+    </w:p>
+    <w:p>
+      <w:pPr>
+        <w:jc w:val="center"/>
+        <w:rPr>
+          <w:sz w:val="12"/>
+        </w:rPr>
+      </w:pPr>
+    </w:p>
+    <w:p>
+      <w:pPr>
+        <w:jc w:val="center"/>
+        <w:rPr>
+          <w:sz w:val="12"/>
+        </w:rPr>
+      </w:pPr>
+    </w:p>
+    <w:p>
+      <w:pPr>
+        <w:jc w:val="center"/>
+        <w:rPr>
+          <w:sz w:val="12"/>
+        </w:rPr>
+      </w:pPr>
+    </w:p>
+    <w:p>
+      <w:pPr>
+        <w:jc w:val="center"/>
+        <w:rPr>
+          <w:sz w:val="12"/>
+        </w:rPr>
+      </w:pPr>
+    </w:p>
+    <w:p>
+      <w:pPr>
+        <w:jc w:val="center"/>
+        <w:rPr>
+          <w:sz w:val="12"/>
+        </w:rPr>
+      </w:pPr>
+    </w:p>
+    <w:p>
+      <w:pPr>
+        <w:jc w:val="center"/>
+        <w:rPr>
+          <w:sz w:val="12"/>
+        </w:rPr>
+      </w:pPr>
+    </w:p>
+    <w:p>
+      <w:pPr>
+        <w:jc w:val="center"/>
+        <w:rPr>
+          <w:sz w:val="12"/>
+        </w:rPr>
+      </w:pPr>
+    </w:p>
+    <w:p>
+      <w:pPr>
+        <w:jc w:val="center"/>
+        <w:rPr>
+          <w:sz w:val="12"/>
+        </w:rPr>
+      </w:pPr>
+    </w:p>
+    <w:p>
+      <w:pPr>
+        <w:jc w:val="center"/>
+        <w:rPr>
+          <w:sz w:val="12"/>
+        </w:rPr>
+      </w:pPr>
+    </w:p>
+    <w:p>
+      <w:pPr>
+        <w:jc w:val="center"/>
+        <w:rPr>
+          <w:sz w:val="12"/>
+        </w:rPr>
+      </w:pPr>
+    </w:p>
+    <w:p>
+      <w:pPr>
+        <w:jc w:val="center"/>
+        <w:rPr>
+          <w:sz w:val="12"/>
+        </w:rPr>
+      </w:pPr>
+    </w:p>
+    <w:p>
+      <w:pPr>
+        <w:jc w:val="center"/>
+        <w:rPr>
+          <w:sz w:val="12"/>
+        </w:rPr>
+      </w:pPr>
+    </w:p>
+    <w:p>
+      <w:pPr>
+        <w:jc w:val="center"/>
+        <w:rPr>
+          <w:sz w:val="12"/>
+        </w:rPr>
+      </w:pPr>
+    </w:p>
+    <w:p>
+      <w:pPr>
+        <w:jc w:val="center"/>
+        <w:rPr>
+          <w:sz w:val="12"/>
+        </w:rPr>
+      </w:pPr>
+    </w:p>
+    <w:p>
+      <w:pPr>
+        <w:jc w:val="center"/>
+        <w:rPr>
+          <w:sz w:val="12"/>
+        </w:rPr>
+      </w:pPr>
+    </w:p>
+    <w:p>
+      <w:pPr>
+        <w:jc w:val="center"/>
+        <w:rPr>
+          <w:sz w:val="12"/>
+        </w:rPr>
+      </w:pPr>
+    </w:p>
+    <w:p>
+      <w:pPr>
+        <w:jc w:val="center"/>
+        <w:rPr>
+          <w:sz w:val="12"/>
+        </w:rPr>
+      </w:pPr>
+    </w:p>
+    <w:p>
+      <w:pPr>
+        <w:jc w:val="center"/>
+        <w:rPr>
+          <w:sz w:val="12"/>
+        </w:rPr>
+      </w:pPr>
+    </w:p>
+    <w:p>
+      <w:pPr>
+        <w:jc w:val="center"/>
+        <w:rPr>
+          <w:sz w:val="12"/>
+        </w:rPr>
+      </w:pPr>
+    </w:p>
+    <w:p>
+      <w:pPr>
+        <w:jc w:val="center"/>
+        <w:rPr>
+          <w:sz w:val="12"/>
+        </w:rPr>
+      </w:pPr>
+    </w:p>
+    <w:p>
+      <w:pPr>
+        <w:jc w:val="center"/>
+        <w:rPr>
+          <w:sz w:val="12"/>
+        </w:rPr>
+      </w:pPr>
+    </w:p>
+    <w:p>
+      <w:pPr>
+        <w:jc w:val="center"/>
+        <w:rPr>
+          <w:sz w:val="12"/>
+        </w:rPr>
+      </w:pPr>
+    </w:p>
+    <w:p>
+      <w:pPr>
+        <w:jc w:val="center"/>
+        <w:rPr>
+          <w:sz w:val="12"/>
+        </w:rPr>
+      </w:pPr>
+    </w:p>
+    <w:p>
+      <w:pPr>
+        <w:jc w:val="center"/>
+        <w:rPr>
+          <w:sz w:val="12"/>
+        </w:rPr>
+      </w:pPr>
+    </w:p>
+    <w:p>
+      <w:pPr>
+        <w:jc w:val="center"/>
+        <w:rPr>
+          <w:sz w:val="12"/>
+        </w:rPr>
+      </w:pPr>
+    </w:p>
     <w:tbl>
       <w:tblPr>
         <w:tblW w:w="8388" w:type="dxa"/>
@@ -436,7 +644,7 @@
       <w:tr>
         <w:trPr>
           <w:cantSplit/>
-          <w:trHeight w:val="1687"/>
+          <w:trHeight w:val="4467"/>
         </w:trPr>
         <w:tc>
           <w:tcPr>
@@ -461,6 +669,7 @@
               <w:rPr>
                 <w:rFonts w:ascii="Arial" w:hAnsi="Arial" w:cs="Arial"/>
               </w:rPr>
+              <w:lastRenderedPageBreak/>
               <w:t>Work done during last month</w:t>
             </w:r>
           </w:p>
@@ -690,13 +899,52 @@
               <w:t>event.</w:t>
             </w:r>
           </w:p>
-          <w:p/>
+          <w:p>
+            <w:pPr>
+              <w:pStyle w:val="NormalWeb"/>
+              <w:numPr>
+                <w:ilvl w:val="0"/>
+                <w:numId w:val="1"/>
+              </w:numPr>
+              <w:rPr>
+                <w:sz w:val="28"/>
+                <w:szCs w:val="28"/>
+              </w:rPr>
+            </w:pPr>
+            <w:r>
+              <w:rPr>
+                <w:sz w:val="28"/>
+                <w:szCs w:val="28"/>
+              </w:rPr>
+              <w:t>Improve Designing of all pages.</w:t>
+            </w:r>
+          </w:p>
+          <w:p>
+            <w:pPr>
+              <w:pStyle w:val="NormalWeb"/>
+              <w:numPr>
+                <w:ilvl w:val="0"/>
+                <w:numId w:val="1"/>
+              </w:numPr>
+              <w:rPr>
+                <w:sz w:val="28"/>
+                <w:szCs w:val="28"/>
+              </w:rPr>
+            </w:pPr>
+            <w:r>
+              <w:rPr>
+                <w:sz w:val="28"/>
+                <w:szCs w:val="28"/>
+              </w:rPr>
+              <w:t>Prepared documentation for Project</w:t>
+            </w:r>
+          </w:p>
         </w:tc>
       </w:tr>
       <w:tr>
         <w:trPr>
           <w:cantSplit/>
-          <w:trHeight w:val="2112"/>
+          <w:trHeight w:val="1318"/>
         </w:trPr>
         <w:tc>
           <w:tcPr>
@@ -726,22 +974,64 @@
           </w:p>
           <w:p>
             <w:pPr>
-              <w:spacing w:before="60" w:after="60"/>
-              <w:rPr>
-                <w:b/>
-                <w:bCs/>
+              <w:pStyle w:val="ListParagraph"/>
+              <w:numPr>
+                <w:ilvl w:val="0"/>
+                <w:numId w:val="2"/>
+              </w:numPr>
+              <w:rPr>
+                <w:sz w:val="28"/>
+                <w:szCs w:val="28"/>
               </w:rPr>
             </w:pPr>
+            <w:r>
+              <w:rPr>
+                <w:sz w:val="28"/>
+                <w:szCs w:val="28"/>
+              </w:rPr>
+              <w:t>Preparing further</w:t>
+            </w:r>
+            <w:r>
+              <w:rPr>
+                <w:sz w:val="28"/>
+                <w:szCs w:val="28"/>
+              </w:rPr>
+              <w:t xml:space="preserve"> Documentation</w:t>
+            </w:r>
+            <w:r>
+              <w:rPr>
+                <w:sz w:val="28"/>
+                <w:szCs w:val="28"/>
+              </w:rPr>
+              <w:t xml:space="preserve"> for project</w:t>
+            </w:r>
+            <w:r>
+              <w:rPr>
+                <w:sz w:val="28"/>
+                <w:szCs w:val="28"/>
+              </w:rPr>
+              <w:t>.</w:t>
+            </w:r>
           </w:p>
           <w:p>
             <w:pPr>
               <w:pStyle w:val="ListParagraph"/>
-              <w:spacing w:before="60" w:after="60"/>
-              <w:rPr>
-                <w:b/>
-                <w:bCs/>
+              <w:numPr>
+                <w:ilvl w:val="0"/>
+                <w:numId w:val="2"/>
+              </w:numPr>
+              <w:rPr>
+                <w:sz w:val="28"/>
+                <w:szCs w:val="28"/>
               </w:rPr>
             </w:pPr>
+            <w:r>
+              <w:rPr>
+                <w:sz w:val="28"/>
+                <w:szCs w:val="28"/>
+              </w:rPr>
+              <w:t>Continue improving project.</w:t>
+            </w:r>
           </w:p>
         </w:tc>
       </w:tr>
@@ -819,7 +1109,26 @@
     </w:p>
     <w:p>
       <w:pPr>
+        <w:jc w:val="center"/>
+        <w:rPr>
+          <w:b/>
+          <w:bCs/>
+        </w:rPr>
+      </w:pPr>
+    </w:p>
+    <w:p>
+      <w:pPr>
+        <w:jc w:val="center"/>
+        <w:rPr>
+          <w:b/>
+          <w:bCs/>
+        </w:rPr>
+      </w:pPr>
+    </w:p>
+    <w:p>
+      <w:pPr>
         <w:pStyle w:val="Heading1"/>
+        <w:jc w:val="left"/>
         <w:rPr>
           <w:smallCaps/>
         </w:rPr>
@@ -828,7 +1137,6 @@
         <w:rPr>
           <w:smallCaps/>
         </w:rPr>
-        <w:lastRenderedPageBreak/>
         <w:t>Company Guide’s Signature                                                Student’s Signature</w:t>
       </w:r>
     </w:p>
@@ -848,9 +1156,9 @@
 <file path=word/numbering.xml><?xml version="1.0" encoding="utf-8"?>
 <w:numbering xmlns:ve="http://schemas.openxmlformats.org/markup-compatibility/2006" xmlns:o="urn:schemas-microsoft-com:office:office" xmlns:r="http://schemas.openxmlformats.org/officeDocument/2006/relationships" xmlns:m="http://schemas.openxmlformats.org/officeDocument/2006/math" xmlns:v="urn:schemas-microsoft-com:vml" xmlns:wp="http://schemas.openxmlformats.org/drawingml/2006/wordprocessingDrawing" xmlns:w10="urn:schemas-microsoft-com:office:word" xmlns:w="http://schemas.openxmlformats.org/wordprocessingml/2006/main" xmlns:wne="http://schemas.microsoft.com/office/word/2006/wordml">
   <w:abstractNum w:abstractNumId="0">
-    <w:nsid w:val="10D027F6"/>
+    <w:nsid w:val="0CC52058"/>
     <w:multiLevelType w:val="hybridMultilevel"/>
-    <w:tmpl w:val="6CB4ADE8"/>
+    <w:tmpl w:val="E9BEC49E"/>
     <w:lvl w:ilvl="0" w:tplc="04090001">
       <w:start w:val="1"/>
       <w:numFmt w:val="bullet"/>
@@ -960,7 +1268,123 @@
       </w:rPr>
     </w:lvl>
   </w:abstractNum>
+  <w:abstractNum w:abstractNumId="1">
+    <w:nsid w:val="10D027F6"/>
+    <w:multiLevelType w:val="hybridMultilevel"/>
+    <w:tmpl w:val="6CB4ADE8"/>
+    <w:lvl w:ilvl="0" w:tplc="04090001">
+      <w:start w:val="1"/>
+      <w:numFmt w:val="bullet"/>
+      <w:lvlText w:val=""/>
+      <w:lvlJc w:val="left"/>
+      <w:pPr>
+        <w:ind w:left="720" w:hanging="360"/>
+      </w:pPr>
+      <w:rPr>
+        <w:rFonts w:ascii="Symbol" w:hAnsi="Symbol" w:hint="default"/>
+      </w:rPr>
+    </w:lvl>
+    <w:lvl w:ilvl="1" w:tplc="04090003" w:tentative="1">
+      <w:start w:val="1"/>
+      <w:numFmt w:val="bullet"/>
+      <w:lvlText w:val="o"/>
+      <w:lvlJc w:val="left"/>
+      <w:pPr>
+        <w:ind w:left="1440" w:hanging="360"/>
+      </w:pPr>
+      <w:rPr>
+        <w:rFonts w:ascii="Courier New" w:hAnsi="Courier New" w:cs="Courier New" w:hint="default"/>
+      </w:rPr>
+    </w:lvl>
+    <w:lvl w:ilvl="2" w:tplc="04090005" w:tentative="1">
+      <w:start w:val="1"/>
+      <w:numFmt w:val="bullet"/>
+      <w:lvlText w:val=""/>
+      <w:lvlJc w:val="left"/>
+      <w:pPr>
+        <w:ind w:left="2160" w:hanging="360"/>
+      </w:pPr>
+      <w:rPr>
+        <w:rFonts w:ascii="Wingdings" w:hAnsi="Wingdings" w:hint="default"/>
+      </w:rPr>
+    </w:lvl>
+    <w:lvl w:ilvl="3" w:tplc="04090001" w:tentative="1">
+      <w:start w:val="1"/>
+      <w:numFmt w:val="bullet"/>
+      <w:lvlText w:val=""/>
+      <w:lvlJc w:val="left"/>
+      <w:pPr>
+        <w:ind w:left="2880" w:hanging="360"/>
+      </w:pPr>
+      <w:rPr>
+        <w:rFonts w:ascii="Symbol" w:hAnsi="Symbol" w:hint="default"/>
+      </w:rPr>
+    </w:lvl>
+    <w:lvl w:ilvl="4" w:tplc="04090003" w:tentative="1">
+      <w:start w:val="1"/>
+      <w:numFmt w:val="bullet"/>
+      <w:lvlText w:val="o"/>
+      <w:lvlJc w:val="left"/>
+      <w:pPr>
+        <w:ind w:left="3600" w:hanging="360"/>
+      </w:pPr>
+      <w:rPr>
+        <w:rFonts w:ascii="Courier New" w:hAnsi="Courier New" w:cs="Courier New" w:hint="default"/>
+      </w:rPr>
+    </w:lvl>
+    <w:lvl w:ilvl="5" w:tplc="04090005" w:tentative="1">
+      <w:start w:val="1"/>
+      <w:numFmt w:val="bullet"/>
+      <w:lvlText w:val=""/>
+      <w:lvlJc w:val="left"/>
+      <w:pPr>
+        <w:ind w:left="4320" w:hanging="360"/>
+      </w:pPr>
+      <w:rPr>
+        <w:rFonts w:ascii="Wingdings" w:hAnsi="Wingdings" w:hint="default"/>
+      </w:rPr>
+    </w:lvl>
+    <w:lvl w:ilvl="6" w:tplc="04090001" w:tentative="1">
+      <w:start w:val="1"/>
+      <w:numFmt w:val="bullet"/>
+      <w:lvlText w:val=""/>
+      <w:lvlJc w:val="left"/>
+      <w:pPr>
+        <w:ind w:left="5040" w:hanging="360"/>
+      </w:pPr>
+      <w:rPr>
+        <w:rFonts w:ascii="Symbol" w:hAnsi="Symbol" w:hint="default"/>
+      </w:rPr>
+    </w:lvl>
+    <w:lvl w:ilvl="7" w:tplc="04090003" w:tentative="1">
+      <w:start w:val="1"/>
+      <w:numFmt w:val="bullet"/>
+      <w:lvlText w:val="o"/>
+      <w:lvlJc w:val="left"/>
+      <w:pPr>
+        <w:ind w:left="5760" w:hanging="360"/>
+      </w:pPr>
+      <w:rPr>
+        <w:rFonts w:ascii="Courier New" w:hAnsi="Courier New" w:cs="Courier New" w:hint="default"/>
+      </w:rPr>
+    </w:lvl>
+    <w:lvl w:ilvl="8" w:tplc="04090005" w:tentative="1">
+      <w:start w:val="1"/>
+      <w:numFmt w:val="bullet"/>
+      <w:lvlText w:val=""/>
+      <w:lvlJc w:val="left"/>
+      <w:pPr>
+        <w:ind w:left="6480" w:hanging="360"/>
+      </w:pPr>
+      <w:rPr>
+        <w:rFonts w:ascii="Wingdings" w:hAnsi="Wingdings" w:hint="default"/>
+      </w:rPr>
+    </w:lvl>
+  </w:abstractNum>
   <w:num w:numId="1">
+    <w:abstractNumId w:val="1"/>
+  </w:num>
+  <w:num w:numId="2">
     <w:abstractNumId w:val="0"/>
   </w:num>
 </w:numbering>
